--- a/assets/docs/39_PHAM-THANH-HUE_KNTT_PHUONG-PHAP-TACH-BIET-VA-TINH-CHE-HOP-CHAT-HUU-CO_DAP-AN.docx
+++ b/assets/docs/39_PHAM-THANH-HUE_KNTT_PHUONG-PHAP-TACH-BIET-VA-TINH-CHE-HOP-CHAT-HUU-CO_DAP-AN.docx
@@ -5569,7 +5569,7 @@
           <w:rStyle w:val="Hyperlink"/>
           <w:rFonts w:cs="Times New Roman"/>
         </w:rPr>
-        <w:t>http://o2.edu.vn</w:t>
+        <w:t>https://giasu.ai.vn/</w:t>
       </w:r>
     </w:hyperlink>
     <w:bookmarkStart w:id="0" w:name="_GoBack"/>
@@ -5696,7 +5696,7 @@
           <w:rStyle w:val="Hyperlink"/>
           <w:rFonts w:cs="Times New Roman"/>
         </w:rPr>
-        <w:t>http://o2.edu.vn</w:t>
+        <w:t>https://giasu.ai.vn/</w:t>
       </w:r>
     </w:hyperlink>
   </w:p>
